--- a/elsarticle-template-num.docx
+++ b/elsarticle-template-num.docx
@@ -48,12 +48,8 @@
       <w:r>
         <w:t xml:space="preserve"> </w:t>
       </w:r>
-      <w:r>
-        <w:t xml:space="preserve">Implementation</w:t>
-      </w:r>
-      <w:r>
-        <w:t xml:space="preserve"> </w:t>
-      </w:r>
+      <w:r/>
+      <w:r/>
       <w:r>
         <w:t xml:space="preserve">based</w:t>
       </w:r>
